--- a/apps/incidents/report_templates/report_template_v2.docx
+++ b/apps/incidents/report_templates/report_template_v2.docx
@@ -1531,7 +1531,7 @@
           </w:tcPr>
           <w:p>
             <w:pPr>
-              <w:spacing w:after="0" w:before="0"/>
+              <w:spacing w:after="0" w:before="0" w:line="440" w:lineRule="exact"/>
             </w:pPr>
             <w:r>
               <w:rPr>
@@ -2786,7 +2786,7 @@
           </w:tcPr>
           <w:p>
             <w:pPr>
-              <w:spacing w:after="0" w:before="0"/>
+              <w:spacing w:after="0" w:before="0" w:line="440" w:lineRule="exact"/>
             </w:pPr>
             <w:r>
               <w:rPr>
@@ -2887,7 +2887,7 @@
           </w:tcPr>
           <w:p>
             <w:pPr>
-              <w:spacing w:after="0" w:before="0"/>
+              <w:spacing w:after="0" w:before="0" w:line="440" w:lineRule="exact"/>
             </w:pPr>
             <w:r>
               <w:rPr>
@@ -2988,7 +2988,7 @@
           </w:tcPr>
           <w:p>
             <w:pPr>
-              <w:spacing w:after="0" w:before="0"/>
+              <w:spacing w:after="0" w:before="0" w:line="440" w:lineRule="exact"/>
             </w:pPr>
             <w:r>
               <w:rPr>
@@ -3007,6 +3007,188 @@
       <w:pPr>
         <w:spacing w:after="0"/>
       </w:pPr>
+    </w:p>
+    <w:p>
+      <w:pPr>
+        <w:spacing w:after="80"/>
+      </w:pPr>
+    </w:p>
+    <w:tbl>
+      <w:tblPr>
+        <w:tblW w:type="auto" w:w="0"/>
+        <w:jc w:val="center"/>
+        <w:tblLayout w:type="fixed"/>
+        <w:tblLook w:firstColumn="1" w:firstRow="1" w:lastColumn="0" w:lastRow="0" w:noHBand="0" w:noVBand="1" w:val="04A0"/>
+        <w:tblBorders>
+          <w:top w:val="none"/>
+          <w:left w:val="none"/>
+          <w:bottom w:val="none"/>
+          <w:right w:val="none"/>
+          <w:insideH w:val="none"/>
+          <w:insideV w:val="none"/>
+        </w:tblBorders>
+      </w:tblPr>
+      <w:tblGrid>
+        <w:gridCol w:w="4752"/>
+        <w:gridCol w:w="4752"/>
+      </w:tblGrid>
+      <w:tr>
+        <w:trPr>
+          <w:cantSplit/>
+        </w:trPr>
+        <w:tc>
+          <w:tcPr>
+            <w:tcW w:type="dxa" w:w="4752"/>
+            <w:vAlign w:val="center"/>
+            <w:tcMar>
+              <w:top w:w="20" w:type="dxa"/>
+              <w:start w:w="120" w:type="dxa"/>
+              <w:bottom w:w="20" w:type="dxa"/>
+              <w:end w:w="120" w:type="dxa"/>
+            </w:tcMar>
+          </w:tcPr>
+          <w:p>
+            <w:pPr>
+              <w:spacing w:after="0" w:before="0"/>
+              <w:jc w:val="center"/>
+            </w:pPr>
+            <w:r>
+              <w:rPr>
+                <w:rFonts w:ascii="TH Sarabun New" w:hAnsi="TH Sarabun New" w:cs="TH Sarabun New"/>
+                <w:b w:val="0"/>
+                <w:color w:val="404040"/>
+                <w:sz w:val="32"/>
+              </w:rPr>
+              <w:t>..........................................</w:t>
+            </w:r>
+          </w:p>
+          <w:p>
+            <w:pPr>
+              <w:spacing w:after="0"/>
+              <w:jc w:val="center"/>
+            </w:pPr>
+            <w:r>
+              <w:rPr>
+                <w:rFonts w:ascii="TH Sarabun New" w:hAnsi="TH Sarabun New" w:cs="TH Sarabun New"/>
+                <w:b w:val="0"/>
+                <w:color w:val="404040"/>
+                <w:sz w:val="32"/>
+              </w:rPr>
+              <w:t>{{signoff_reporter}}</w:t>
+            </w:r>
+          </w:p>
+          <w:p>
+            <w:pPr>
+              <w:spacing w:after="0"/>
+              <w:jc w:val="center"/>
+            </w:pPr>
+            <w:r>
+              <w:rPr>
+                <w:rFonts w:ascii="TH Sarabun New" w:hAnsi="TH Sarabun New" w:cs="TH Sarabun New"/>
+                <w:b w:val="0"/>
+                <w:color w:val="404040"/>
+                <w:sz w:val="32"/>
+              </w:rPr>
+              <w:t>( ผู้รายงานเหตุการณ์ )</w:t>
+            </w:r>
+          </w:p>
+          <w:p>
+            <w:pPr>
+              <w:spacing w:after="0"/>
+              <w:jc w:val="center"/>
+            </w:pPr>
+            <w:r>
+              <w:rPr>
+                <w:rFonts w:ascii="TH Sarabun New" w:hAnsi="TH Sarabun New" w:cs="TH Sarabun New"/>
+                <w:b w:val="0"/>
+                <w:color w:val="404040"/>
+                <w:sz w:val="32"/>
+              </w:rPr>
+              <w:t>วันที่ .......... / .......... / ..........</w:t>
+            </w:r>
+          </w:p>
+        </w:tc>
+        <w:tc>
+          <w:tcPr>
+            <w:tcW w:type="dxa" w:w="4752"/>
+            <w:vAlign w:val="center"/>
+            <w:tcMar>
+              <w:top w:w="20" w:type="dxa"/>
+              <w:start w:w="120" w:type="dxa"/>
+              <w:bottom w:w="20" w:type="dxa"/>
+              <w:end w:w="120" w:type="dxa"/>
+            </w:tcMar>
+          </w:tcPr>
+          <w:p>
+            <w:pPr>
+              <w:spacing w:after="0" w:before="0"/>
+              <w:jc w:val="center"/>
+            </w:pPr>
+            <w:r>
+              <w:rPr>
+                <w:rFonts w:ascii="TH Sarabun New" w:hAnsi="TH Sarabun New" w:cs="TH Sarabun New"/>
+                <w:b w:val="0"/>
+                <w:color w:val="404040"/>
+                <w:sz w:val="32"/>
+              </w:rPr>
+              <w:t>..........................................</w:t>
+            </w:r>
+          </w:p>
+          <w:p>
+            <w:pPr>
+              <w:spacing w:after="0"/>
+              <w:jc w:val="center"/>
+            </w:pPr>
+            <w:r>
+              <w:rPr>
+                <w:rFonts w:ascii="TH Sarabun New" w:hAnsi="TH Sarabun New" w:cs="TH Sarabun New"/>
+                <w:b w:val="0"/>
+                <w:color w:val="404040"/>
+                <w:sz w:val="32"/>
+              </w:rPr>
+              <w:t>{{signoff_approver}}</w:t>
+            </w:r>
+          </w:p>
+          <w:p>
+            <w:pPr>
+              <w:spacing w:after="0"/>
+              <w:jc w:val="center"/>
+            </w:pPr>
+            <w:r>
+              <w:rPr>
+                <w:rFonts w:ascii="TH Sarabun New" w:hAnsi="TH Sarabun New" w:cs="TH Sarabun New"/>
+                <w:b w:val="0"/>
+                <w:color w:val="404040"/>
+                <w:sz w:val="32"/>
+              </w:rPr>
+              <w:t>( ผู้อนุมัติ )</w:t>
+            </w:r>
+          </w:p>
+          <w:p>
+            <w:pPr>
+              <w:spacing w:after="0"/>
+              <w:jc w:val="center"/>
+            </w:pPr>
+            <w:r>
+              <w:rPr>
+                <w:rFonts w:ascii="TH Sarabun New" w:hAnsi="TH Sarabun New" w:cs="TH Sarabun New"/>
+                <w:b w:val="0"/>
+                <w:color w:val="404040"/>
+                <w:sz w:val="32"/>
+              </w:rPr>
+              <w:t>วันที่ .......... / .......... / ..........</w:t>
+            </w:r>
+          </w:p>
+        </w:tc>
+      </w:tr>
+    </w:tbl>
+    <w:p>
+      <w:pPr>
+        <w:spacing w:after="0"/>
+      </w:pPr>
+      <w:r>
+        <w:br w:type="page"/>
+      </w:r>
     </w:p>
     <w:tbl>
       <w:tblPr>
@@ -3089,7 +3271,7 @@
           </w:tcPr>
           <w:p>
             <w:pPr>
-              <w:spacing w:after="0" w:before="0"/>
+              <w:spacing w:after="0" w:before="0" w:line="440" w:lineRule="exact"/>
             </w:pPr>
             <w:r>
               <w:rPr>
@@ -3111,6 +3293,9 @@
             </w:r>
           </w:p>
           <w:p>
+            <w:pPr>
+              <w:spacing w:line="440" w:lineRule="exact" w:before="0" w:after="0"/>
+            </w:pPr>
             <w:r>
               <w:rPr>
                 <w:rFonts w:ascii="DejaVu Sans" w:hAnsi="DejaVu Sans" w:cs="DejaVu Sans"/>
@@ -3131,6 +3316,9 @@
             </w:r>
           </w:p>
           <w:p>
+            <w:pPr>
+              <w:spacing w:line="440" w:lineRule="exact" w:before="0" w:after="0"/>
+            </w:pPr>
             <w:r>
               <w:rPr>
                 <w:rFonts w:ascii="DejaVu Sans" w:hAnsi="DejaVu Sans" w:cs="DejaVu Sans"/>
@@ -3151,6 +3339,9 @@
             </w:r>
           </w:p>
           <w:p>
+            <w:pPr>
+              <w:spacing w:line="440" w:lineRule="exact" w:before="0" w:after="0"/>
+            </w:pPr>
             <w:r>
               <w:rPr>
                 <w:rFonts w:ascii="DejaVu Sans" w:hAnsi="DejaVu Sans" w:cs="DejaVu Sans"/>
@@ -3171,6 +3362,9 @@
             </w:r>
           </w:p>
           <w:p>
+            <w:pPr>
+              <w:spacing w:line="440" w:lineRule="exact" w:before="0" w:after="0"/>
+            </w:pPr>
             <w:r>
               <w:rPr>
                 <w:rFonts w:ascii="DejaVu Sans" w:hAnsi="DejaVu Sans" w:cs="DejaVu Sans"/>
@@ -3191,6 +3385,9 @@
             </w:r>
           </w:p>
           <w:p>
+            <w:pPr>
+              <w:spacing w:line="440" w:lineRule="exact" w:before="0" w:after="0"/>
+            </w:pPr>
             <w:r>
               <w:rPr>
                 <w:rFonts w:ascii="DejaVu Sans" w:hAnsi="DejaVu Sans" w:cs="DejaVu Sans"/>
@@ -3211,6 +3408,9 @@
             </w:r>
           </w:p>
           <w:p>
+            <w:pPr>
+              <w:spacing w:line="440" w:lineRule="exact" w:before="0" w:after="0"/>
+            </w:pPr>
             <w:r>
               <w:rPr>
                 <w:rFonts w:ascii="DejaVu Sans" w:hAnsi="DejaVu Sans" w:cs="DejaVu Sans"/>
@@ -3231,6 +3431,9 @@
             </w:r>
           </w:p>
           <w:p>
+            <w:pPr>
+              <w:spacing w:line="440" w:lineRule="exact" w:before="0" w:after="0"/>
+            </w:pPr>
             <w:r>
               <w:rPr>
                 <w:rFonts w:ascii="DejaVu Sans" w:hAnsi="DejaVu Sans" w:cs="DejaVu Sans"/>
@@ -3251,6 +3454,9 @@
             </w:r>
           </w:p>
           <w:p>
+            <w:pPr>
+              <w:spacing w:line="440" w:lineRule="exact" w:before="0" w:after="0"/>
+            </w:pPr>
             <w:r>
               <w:rPr>
                 <w:rFonts w:ascii="DejaVu Sans" w:hAnsi="DejaVu Sans" w:cs="DejaVu Sans"/>
@@ -3271,6 +3477,9 @@
             </w:r>
           </w:p>
           <w:p>
+            <w:pPr>
+              <w:spacing w:line="440" w:lineRule="exact" w:before="0" w:after="0"/>
+            </w:pPr>
             <w:r>
               <w:rPr>
                 <w:rFonts w:ascii="DejaVu Sans" w:hAnsi="DejaVu Sans" w:cs="DejaVu Sans"/>
@@ -3291,6 +3500,9 @@
             </w:r>
           </w:p>
           <w:p>
+            <w:pPr>
+              <w:spacing w:line="440" w:lineRule="exact" w:before="0" w:after="0"/>
+            </w:pPr>
             <w:r>
               <w:rPr>
                 <w:rFonts w:ascii="DejaVu Sans" w:hAnsi="DejaVu Sans" w:cs="DejaVu Sans"/>
@@ -3311,6 +3523,9 @@
             </w:r>
           </w:p>
           <w:p>
+            <w:pPr>
+              <w:spacing w:line="440" w:lineRule="exact" w:before="0" w:after="0"/>
+            </w:pPr>
             <w:r>
               <w:rPr>
                 <w:rFonts w:ascii="DejaVu Sans" w:hAnsi="DejaVu Sans" w:cs="DejaVu Sans"/>
@@ -3331,6 +3546,9 @@
             </w:r>
           </w:p>
           <w:p>
+            <w:pPr>
+              <w:spacing w:line="440" w:lineRule="exact" w:before="0" w:after="0"/>
+            </w:pPr>
             <w:r>
               <w:rPr>
                 <w:rFonts w:ascii="DejaVu Sans" w:hAnsi="DejaVu Sans" w:cs="DejaVu Sans"/>
@@ -3351,6 +3569,9 @@
             </w:r>
           </w:p>
           <w:p>
+            <w:pPr>
+              <w:spacing w:line="440" w:lineRule="exact" w:before="0" w:after="0"/>
+            </w:pPr>
             <w:r>
               <w:rPr>
                 <w:rFonts w:ascii="DejaVu Sans" w:hAnsi="DejaVu Sans" w:cs="DejaVu Sans"/>
@@ -3371,6 +3592,9 @@
             </w:r>
           </w:p>
           <w:p>
+            <w:pPr>
+              <w:spacing w:line="440" w:lineRule="exact" w:before="0" w:after="0"/>
+            </w:pPr>
             <w:r>
               <w:rPr>
                 <w:rFonts w:ascii="DejaVu Sans" w:hAnsi="DejaVu Sans" w:cs="DejaVu Sans"/>
@@ -3391,6 +3615,9 @@
             </w:r>
           </w:p>
           <w:p>
+            <w:pPr>
+              <w:spacing w:line="440" w:lineRule="exact" w:before="0" w:after="0"/>
+            </w:pPr>
             <w:r>
               <w:rPr>
                 <w:rFonts w:ascii="DejaVu Sans" w:hAnsi="DejaVu Sans" w:cs="DejaVu Sans"/>
@@ -3411,6 +3638,9 @@
             </w:r>
           </w:p>
           <w:p>
+            <w:pPr>
+              <w:spacing w:line="440" w:lineRule="exact" w:before="0" w:after="0"/>
+            </w:pPr>
             <w:r>
               <w:rPr>
                 <w:rFonts w:ascii="TH Sarabun New" w:hAnsi="TH Sarabun New" w:cs="TH Sarabun New"/>
@@ -3422,6 +3652,9 @@
             </w:r>
           </w:p>
           <w:p>
+            <w:pPr>
+              <w:spacing w:line="440" w:lineRule="exact" w:before="0" w:after="0"/>
+            </w:pPr>
             <w:r>
               <w:rPr>
                 <w:rFonts w:ascii="TH Sarabun New" w:hAnsi="TH Sarabun New" w:cs="TH Sarabun New"/>
@@ -3433,6 +3666,9 @@
             </w:r>
           </w:p>
           <w:p>
+            <w:pPr>
+              <w:spacing w:line="440" w:lineRule="exact" w:before="0" w:after="0"/>
+            </w:pPr>
             <w:r>
               <w:rPr>
                 <w:rFonts w:ascii="TH Sarabun New" w:hAnsi="TH Sarabun New" w:cs="TH Sarabun New"/>
@@ -3444,6 +3680,9 @@
             </w:r>
           </w:p>
           <w:p>
+            <w:pPr>
+              <w:spacing w:line="440" w:lineRule="exact" w:before="0" w:after="0"/>
+            </w:pPr>
             <w:r>
               <w:rPr>
                 <w:rFonts w:ascii="TH Sarabun New" w:hAnsi="TH Sarabun New" w:cs="TH Sarabun New"/>

--- a/apps/incidents/report_templates/report_template_v2.docx
+++ b/apps/incidents/report_templates/report_template_v2.docx
@@ -328,7 +328,62 @@
                 <w:color w:val="404040"/>
                 <w:sz w:val="32"/>
               </w:rPr>
-              <w:t>1.4 ชื่อ incident/event</w:t>
+              <w:t>1.4 วันที่ เวลา ที่แจ้งเหตุผู้ที่ได้รับผลกระทบ</w:t>
+            </w:r>
+          </w:p>
+        </w:tc>
+        <w:tc>
+          <w:tcPr>
+            <w:tcW w:type="dxa" w:w="6192"/>
+            <w:vAlign w:val="center"/>
+            <w:tcMar>
+              <w:top w:w="20" w:type="dxa"/>
+              <w:start w:w="120" w:type="dxa"/>
+              <w:bottom w:w="20" w:type="dxa"/>
+              <w:end w:w="120" w:type="dxa"/>
+            </w:tcMar>
+          </w:tcPr>
+          <w:p>
+            <w:pPr>
+              <w:spacing w:after="0" w:before="0"/>
+            </w:pPr>
+            <w:r>
+              <w:rPr>
+                <w:rFonts w:ascii="TH Sarabun New" w:hAnsi="TH Sarabun New" w:cs="TH Sarabun New"/>
+                <w:b w:val="0"/>
+                <w:color w:val="404040"/>
+                <w:sz w:val="32"/>
+              </w:rPr>
+              <w:t>{{affected_notified_at}}</w:t>
+            </w:r>
+          </w:p>
+        </w:tc>
+      </w:tr>
+      <w:tr>
+        <w:tc>
+          <w:tcPr>
+            <w:tcW w:type="dxa" w:w="3312"/>
+            <w:vAlign w:val="center"/>
+            <w:tcMar>
+              <w:top w:w="20" w:type="dxa"/>
+              <w:start w:w="120" w:type="dxa"/>
+              <w:bottom w:w="20" w:type="dxa"/>
+              <w:end w:w="120" w:type="dxa"/>
+            </w:tcMar>
+            <w:shd w:val="clear" w:fill="F2F2F2"/>
+          </w:tcPr>
+          <w:p>
+            <w:pPr>
+              <w:spacing w:after="0" w:before="0"/>
+            </w:pPr>
+            <w:r>
+              <w:rPr>
+                <w:rFonts w:ascii="TH Sarabun New" w:hAnsi="TH Sarabun New" w:cs="TH Sarabun New"/>
+                <w:b/>
+                <w:color w:val="404040"/>
+                <w:sz w:val="32"/>
+              </w:rPr>
+              <w:t>1.5 ชื่อ incident/event</w:t>
             </w:r>
           </w:p>
         </w:tc>
@@ -383,7 +438,7 @@
                 <w:color w:val="404040"/>
                 <w:sz w:val="32"/>
               </w:rPr>
-              <w:t>1.5 ประเภท: event หรือ incident</w:t>
+              <w:t>1.6 ประเภท: event หรือ incident</w:t>
             </w:r>
           </w:p>
         </w:tc>
@@ -474,7 +529,7 @@
                 <w:color w:val="404040"/>
                 <w:sz w:val="32"/>
               </w:rPr>
-              <w:t>1.6 ระดับความสำคัญ</w:t>
+              <w:t>1.7 ระดับความสำคัญ</w:t>
             </w:r>
           </w:p>
         </w:tc>
@@ -592,7 +647,7 @@
                 <w:color w:val="404040"/>
                 <w:sz w:val="32"/>
               </w:rPr>
-              <w:t>1.7 ระดับความรุนแรง (อ้างอิงตามระบบ SIEM)</w:t>
+              <w:t>1.8 ระดับความรุนแรง (อ้างอิงตามระบบ SIEM)</w:t>
             </w:r>
           </w:p>
         </w:tc>
@@ -737,7 +792,7 @@
                 <w:color w:val="404040"/>
                 <w:sz w:val="32"/>
               </w:rPr>
-              <w:t>1.8 ระดับความรุนแรง (อ้างอิงตาม สกมช.)</w:t>
+              <w:t>1.9 ระดับความรุนแรง (อ้างอิงตาม สกมช.)</w:t>
             </w:r>
           </w:p>
         </w:tc>
@@ -855,7 +910,7 @@
                 <w:color w:val="404040"/>
                 <w:sz w:val="32"/>
               </w:rPr>
-              <w:t>1.9 *หมวดหมู่ของภัยคุกคามทางไซเบอร์ (Category)</w:t>
+              <w:t>1.10 *หมวดหมู่ของภัยคุกคามทางไซเบอร์ (Category)</w:t>
             </w:r>
           </w:p>
         </w:tc>
@@ -910,7 +965,7 @@
                 <w:color w:val="404040"/>
                 <w:sz w:val="32"/>
               </w:rPr>
-              <w:t>1.10 ทรัพย์สินที่ได้รับผลกระทบ</w:t>
+              <w:t>1.11 ทรัพย์สินที่ได้รับผลกระทบ</w:t>
             </w:r>
           </w:p>
         </w:tc>
@@ -965,7 +1020,7 @@
                 <w:color w:val="404040"/>
                 <w:sz w:val="32"/>
               </w:rPr>
-              <w:t>1.11 ประเภททรัพย์สินที่ได้รับผลกระทบ</w:t>
+              <w:t>1.12 ประเภททรัพย์สินที่ได้รับผลกระทบ</w:t>
             </w:r>
           </w:p>
         </w:tc>
@@ -1083,7 +1138,7 @@
                 <w:color w:val="404040"/>
                 <w:sz w:val="32"/>
               </w:rPr>
-              <w:t>1.12 ส่วนงานเจ้าของหรือผู้ดูแลทรัพย์สิน</w:t>
+              <w:t>1.13 ส่วนงานเจ้าของหรือผู้ดูแลทรัพย์สิน</w:t>
             </w:r>
           </w:p>
         </w:tc>
@@ -1138,7 +1193,7 @@
                 <w:color w:val="404040"/>
                 <w:sz w:val="32"/>
               </w:rPr>
-              <w:t>1.13 รายละเอียด</w:t>
+              <w:t>1.14 รายละเอียด</w:t>
             </w:r>
           </w:p>
         </w:tc>
@@ -1193,7 +1248,7 @@
                 <w:color w:val="404040"/>
                 <w:sz w:val="32"/>
               </w:rPr>
-              <w:t>1.14 สถานะปัจจุบัน</w:t>
+              <w:t>1.15 สถานะปัจจุบัน</w:t>
             </w:r>
           </w:p>
         </w:tc>
@@ -1248,7 +1303,7 @@
                 <w:color w:val="404040"/>
                 <w:sz w:val="32"/>
               </w:rPr>
-              <w:t>1.15 เรื่องที่ดำเนินการแล้ว</w:t>
+              <w:t>1.16 เรื่องที่ดำเนินการแล้ว</w:t>
             </w:r>
           </w:p>
         </w:tc>
@@ -1303,7 +1358,7 @@
                 <w:color w:val="404040"/>
                 <w:sz w:val="32"/>
               </w:rPr>
-              <w:t>1.16 การที่จะดำเนินการลำดับถัดไป</w:t>
+              <w:t>1.17 การที่จะดำเนินการลำดับถัดไป</w:t>
             </w:r>
           </w:p>
         </w:tc>
@@ -1358,7 +1413,7 @@
                 <w:color w:val="404040"/>
                 <w:sz w:val="32"/>
               </w:rPr>
-              <w:t>1.17 ผู้รายงาน</w:t>
+              <w:t>1.18 ผู้รายงาน</w:t>
             </w:r>
           </w:p>
         </w:tc>
@@ -1413,7 +1468,7 @@
                 <w:color w:val="404040"/>
                 <w:sz w:val="32"/>
               </w:rPr>
-              <w:t>1.18 แหล่งข้อมูล</w:t>
+              <w:t>1.19 แหล่งข้อมูล</w:t>
             </w:r>
           </w:p>
         </w:tc>
@@ -4613,7 +4668,7 @@
               <w:color w:val="5B6775"/>
               <w:sz w:val="20"/>
             </w:rPr>
-            <w:t>INCIDENT REPORT CONTAINMENT แบบฟอร์มรายงานเหตุการณ์ผิดปกติ</w:t>
+            <w:t>INCIDENT REPORT CONTAINMENT แบบฟอร์มรายงานเหตุการณ์ผิดปกติ v3.4</w:t>
           </w:r>
         </w:p>
       </w:tc>

--- a/apps/incidents/report_templates/report_template_v2.docx
+++ b/apps/incidents/report_templates/report_template_v2.docx
@@ -44,6 +44,7 @@
                 <w:b/>
                 <w:color w:val="1F2933"/>
                 <w:sz w:val="44"/>
+                <w:szCs w:val="44"/>
               </w:rPr>
               <w:t>INCIDENT REPORT: Containment</w:t>
             </w:r>
@@ -59,6 +60,7 @@
                 <w:b/>
                 <w:color w:val="1F2933"/>
                 <w:sz w:val="32"/>
+                <w:szCs w:val="32"/>
               </w:rPr>
               <w:t>แบบฟอร์มรายงานเหตุการณ์ผิดปกติ</w:t>
             </w:r>
@@ -113,6 +115,7 @@
                 <w:b/>
                 <w:color w:val="1F2933"/>
                 <w:sz w:val="34"/>
+                <w:szCs w:val="34"/>
               </w:rPr>
               <w:t>1. ข้อมูลทั่วไป (General Information)</w:t>
             </w:r>
@@ -162,6 +165,7 @@
                 <w:b/>
                 <w:color w:val="404040"/>
                 <w:sz w:val="32"/>
+                <w:szCs w:val="32"/>
               </w:rPr>
               <w:t>1.1 หมายเลข Incident</w:t>
             </w:r>
@@ -188,6 +192,7 @@
                 <w:b w:val="0"/>
                 <w:color w:val="404040"/>
                 <w:sz w:val="32"/>
+                <w:szCs w:val="32"/>
               </w:rPr>
               <w:t>{{ticket_id}}</w:t>
             </w:r>
@@ -217,6 +222,7 @@
                 <w:b/>
                 <w:color w:val="404040"/>
                 <w:sz w:val="32"/>
+                <w:szCs w:val="32"/>
               </w:rPr>
               <w:t>1.2 วันที่ เวลา ที่พบเหตุ</w:t>
             </w:r>
@@ -243,6 +249,7 @@
                 <w:b w:val="0"/>
                 <w:color w:val="404040"/>
                 <w:sz w:val="32"/>
+                <w:szCs w:val="32"/>
               </w:rPr>
               <w:t>{{incident_datetime}}</w:t>
             </w:r>
@@ -272,6 +279,7 @@
                 <w:b/>
                 <w:color w:val="404040"/>
                 <w:sz w:val="32"/>
+                <w:szCs w:val="32"/>
               </w:rPr>
               <w:t>1.3 วันที่ เวลา ที่เกิดเหตุ</w:t>
             </w:r>
@@ -298,6 +306,7 @@
                 <w:b w:val="0"/>
                 <w:color w:val="404040"/>
                 <w:sz w:val="32"/>
+                <w:szCs w:val="32"/>
               </w:rPr>
               <w:t>{{event_occurred_at}}</w:t>
             </w:r>
@@ -327,6 +336,7 @@
                 <w:b/>
                 <w:color w:val="404040"/>
                 <w:sz w:val="32"/>
+                <w:szCs w:val="32"/>
               </w:rPr>
               <w:t>1.4 วันที่ เวลา ที่แจ้งเหตุผู้ที่ได้รับผลกระทบ</w:t>
             </w:r>
@@ -353,6 +363,7 @@
                 <w:b w:val="0"/>
                 <w:color w:val="404040"/>
                 <w:sz w:val="32"/>
+                <w:szCs w:val="32"/>
               </w:rPr>
               <w:t>{{affected_notified_at}}</w:t>
             </w:r>
@@ -382,6 +393,7 @@
                 <w:b/>
                 <w:color w:val="404040"/>
                 <w:sz w:val="32"/>
+                <w:szCs w:val="32"/>
               </w:rPr>
               <w:t>1.5 ชื่อ incident/event</w:t>
             </w:r>
@@ -408,6 +420,7 @@
                 <w:b w:val="0"/>
                 <w:color w:val="404040"/>
                 <w:sz w:val="32"/>
+                <w:szCs w:val="32"/>
               </w:rPr>
               <w:t>{{incident_name}}</w:t>
             </w:r>
@@ -437,6 +450,7 @@
                 <w:b/>
                 <w:color w:val="404040"/>
                 <w:sz w:val="32"/>
+                <w:szCs w:val="32"/>
               </w:rPr>
               <w:t>1.6 ประเภท: event หรือ incident</w:t>
             </w:r>
@@ -463,6 +477,7 @@
                 <w:b w:val="0"/>
                 <w:color w:val="404040"/>
                 <w:sz w:val="32"/>
+                <w:szCs w:val="32"/>
               </w:rPr>
               <w:t>{{chk_class_event}}</w:t>
             </w:r>
@@ -472,6 +487,7 @@
                 <w:b w:val="0"/>
                 <w:color w:val="404040"/>
                 <w:sz w:val="32"/>
+                <w:szCs w:val="32"/>
               </w:rPr>
               <w:t xml:space="preserve"> Event</w:t>
             </w:r>
@@ -481,6 +497,7 @@
                 <w:b w:val="0"/>
                 <w:color w:val="404040"/>
                 <w:sz w:val="32"/>
+                <w:szCs w:val="32"/>
               </w:rPr>
               <w:t xml:space="preserve">   </w:t>
             </w:r>
@@ -490,6 +507,7 @@
                 <w:b w:val="0"/>
                 <w:color w:val="404040"/>
                 <w:sz w:val="32"/>
+                <w:szCs w:val="32"/>
               </w:rPr>
               <w:t>{{chk_class_incident}}</w:t>
             </w:r>
@@ -499,6 +517,7 @@
                 <w:b w:val="0"/>
                 <w:color w:val="404040"/>
                 <w:sz w:val="32"/>
+                <w:szCs w:val="32"/>
               </w:rPr>
               <w:t xml:space="preserve"> Incident</w:t>
             </w:r>
@@ -528,6 +547,7 @@
                 <w:b/>
                 <w:color w:val="404040"/>
                 <w:sz w:val="32"/>
+                <w:szCs w:val="32"/>
               </w:rPr>
               <w:t>1.7 ระดับความสำคัญ</w:t>
             </w:r>
@@ -554,6 +574,7 @@
                 <w:b w:val="0"/>
                 <w:color w:val="404040"/>
                 <w:sz w:val="32"/>
+                <w:szCs w:val="32"/>
               </w:rPr>
               <w:t>{{chk_imp_general}}</w:t>
             </w:r>
@@ -563,6 +584,7 @@
                 <w:b w:val="0"/>
                 <w:color w:val="404040"/>
                 <w:sz w:val="32"/>
+                <w:szCs w:val="32"/>
               </w:rPr>
               <w:t xml:space="preserve"> ปกติทั่วไป</w:t>
             </w:r>
@@ -572,6 +594,7 @@
                 <w:b w:val="0"/>
                 <w:color w:val="404040"/>
                 <w:sz w:val="32"/>
+                <w:szCs w:val="32"/>
               </w:rPr>
               <w:t xml:space="preserve">   </w:t>
             </w:r>
@@ -581,6 +604,7 @@
                 <w:b w:val="0"/>
                 <w:color w:val="404040"/>
                 <w:sz w:val="32"/>
+                <w:szCs w:val="32"/>
               </w:rPr>
               <w:t>{{chk_imp_normal}}</w:t>
             </w:r>
@@ -590,6 +614,7 @@
                 <w:b w:val="0"/>
                 <w:color w:val="404040"/>
                 <w:sz w:val="32"/>
+                <w:szCs w:val="32"/>
               </w:rPr>
               <w:t xml:space="preserve"> สำคัญ</w:t>
             </w:r>
@@ -599,6 +624,7 @@
                 <w:b w:val="0"/>
                 <w:color w:val="404040"/>
                 <w:sz w:val="32"/>
+                <w:szCs w:val="32"/>
               </w:rPr>
               <w:t xml:space="preserve">   </w:t>
             </w:r>
@@ -608,6 +634,7 @@
                 <w:b w:val="0"/>
                 <w:color w:val="404040"/>
                 <w:sz w:val="32"/>
+                <w:szCs w:val="32"/>
               </w:rPr>
               <w:t>{{chk_imp_high}}</w:t>
             </w:r>
@@ -617,6 +644,7 @@
                 <w:b w:val="0"/>
                 <w:color w:val="404040"/>
                 <w:sz w:val="32"/>
+                <w:szCs w:val="32"/>
               </w:rPr>
               <w:t xml:space="preserve"> สำคัญมาก</w:t>
             </w:r>
@@ -646,6 +674,7 @@
                 <w:b/>
                 <w:color w:val="404040"/>
                 <w:sz w:val="32"/>
+                <w:szCs w:val="32"/>
               </w:rPr>
               <w:t>1.8 ระดับความรุนแรง (อ้างอิงตามระบบ SIEM)</w:t>
             </w:r>
@@ -672,6 +701,7 @@
                 <w:b w:val="0"/>
                 <w:color w:val="404040"/>
                 <w:sz w:val="32"/>
+                <w:szCs w:val="32"/>
               </w:rPr>
               <w:t>{{chk_sev_low}}</w:t>
             </w:r>
@@ -681,6 +711,7 @@
                 <w:b w:val="0"/>
                 <w:color w:val="404040"/>
                 <w:sz w:val="32"/>
+                <w:szCs w:val="32"/>
               </w:rPr>
               <w:t xml:space="preserve"> Low</w:t>
             </w:r>
@@ -690,6 +721,7 @@
                 <w:b w:val="0"/>
                 <w:color w:val="404040"/>
                 <w:sz w:val="32"/>
+                <w:szCs w:val="32"/>
               </w:rPr>
               <w:t xml:space="preserve">   </w:t>
             </w:r>
@@ -699,6 +731,7 @@
                 <w:b w:val="0"/>
                 <w:color w:val="404040"/>
                 <w:sz w:val="32"/>
+                <w:szCs w:val="32"/>
               </w:rPr>
               <w:t>{{chk_sev_medium}}</w:t>
             </w:r>
@@ -708,6 +741,7 @@
                 <w:b w:val="0"/>
                 <w:color w:val="404040"/>
                 <w:sz w:val="32"/>
+                <w:szCs w:val="32"/>
               </w:rPr>
               <w:t xml:space="preserve"> Medium</w:t>
             </w:r>
@@ -717,6 +751,7 @@
                 <w:b w:val="0"/>
                 <w:color w:val="404040"/>
                 <w:sz w:val="32"/>
+                <w:szCs w:val="32"/>
               </w:rPr>
               <w:t xml:space="preserve">   </w:t>
             </w:r>
@@ -726,6 +761,7 @@
                 <w:b w:val="0"/>
                 <w:color w:val="404040"/>
                 <w:sz w:val="32"/>
+                <w:szCs w:val="32"/>
               </w:rPr>
               <w:t>{{chk_sev_high}}</w:t>
             </w:r>
@@ -735,6 +771,7 @@
                 <w:b w:val="0"/>
                 <w:color w:val="404040"/>
                 <w:sz w:val="32"/>
+                <w:szCs w:val="32"/>
               </w:rPr>
               <w:t xml:space="preserve"> High</w:t>
             </w:r>
@@ -744,6 +781,7 @@
                 <w:b w:val="0"/>
                 <w:color w:val="404040"/>
                 <w:sz w:val="32"/>
+                <w:szCs w:val="32"/>
               </w:rPr>
               <w:t xml:space="preserve">   </w:t>
             </w:r>
@@ -753,6 +791,7 @@
                 <w:b w:val="0"/>
                 <w:color w:val="404040"/>
                 <w:sz w:val="32"/>
+                <w:szCs w:val="32"/>
               </w:rPr>
               <w:t>{{chk_sev_critical}}</w:t>
             </w:r>
@@ -762,6 +801,7 @@
                 <w:b w:val="0"/>
                 <w:color w:val="404040"/>
                 <w:sz w:val="32"/>
+                <w:szCs w:val="32"/>
               </w:rPr>
               <w:t xml:space="preserve"> Critical</w:t>
             </w:r>
@@ -791,6 +831,7 @@
                 <w:b/>
                 <w:color w:val="404040"/>
                 <w:sz w:val="32"/>
+                <w:szCs w:val="32"/>
               </w:rPr>
               <w:t>1.9 ระดับความรุนแรง (อ้างอิงตาม สกมช.)</w:t>
             </w:r>
@@ -817,6 +858,7 @@
                 <w:b w:val="0"/>
                 <w:color w:val="404040"/>
                 <w:sz w:val="32"/>
+                <w:szCs w:val="32"/>
               </w:rPr>
               <w:t>{{chk_ncsa_nonsevere}}</w:t>
             </w:r>
@@ -826,6 +868,7 @@
                 <w:b w:val="0"/>
                 <w:color w:val="404040"/>
                 <w:sz w:val="32"/>
+                <w:szCs w:val="32"/>
               </w:rPr>
               <w:t xml:space="preserve"> ไม่ร้ายแรง</w:t>
             </w:r>
@@ -835,6 +878,7 @@
                 <w:b w:val="0"/>
                 <w:color w:val="404040"/>
                 <w:sz w:val="32"/>
+                <w:szCs w:val="32"/>
               </w:rPr>
               <w:t xml:space="preserve">   </w:t>
             </w:r>
@@ -844,6 +888,7 @@
                 <w:b w:val="0"/>
                 <w:color w:val="404040"/>
                 <w:sz w:val="32"/>
+                <w:szCs w:val="32"/>
               </w:rPr>
               <w:t>{{chk_ncsa_severe}}</w:t>
             </w:r>
@@ -853,6 +898,7 @@
                 <w:b w:val="0"/>
                 <w:color w:val="404040"/>
                 <w:sz w:val="32"/>
+                <w:szCs w:val="32"/>
               </w:rPr>
               <w:t xml:space="preserve"> ร้ายแรง</w:t>
             </w:r>
@@ -862,6 +908,7 @@
                 <w:b w:val="0"/>
                 <w:color w:val="404040"/>
                 <w:sz w:val="32"/>
+                <w:szCs w:val="32"/>
               </w:rPr>
               <w:t xml:space="preserve">   </w:t>
             </w:r>
@@ -871,6 +918,7 @@
                 <w:b w:val="0"/>
                 <w:color w:val="404040"/>
                 <w:sz w:val="32"/>
+                <w:szCs w:val="32"/>
               </w:rPr>
               <w:t>{{chk_ncsa_critical}}</w:t>
             </w:r>
@@ -880,6 +928,7 @@
                 <w:b w:val="0"/>
                 <w:color w:val="404040"/>
                 <w:sz w:val="32"/>
+                <w:szCs w:val="32"/>
               </w:rPr>
               <w:t xml:space="preserve"> วิกฤต</w:t>
             </w:r>
@@ -909,6 +958,7 @@
                 <w:b/>
                 <w:color w:val="404040"/>
                 <w:sz w:val="32"/>
+                <w:szCs w:val="32"/>
               </w:rPr>
               <w:t>1.10 *หมวดหมู่ของภัยคุกคามทางไซเบอร์ (Category)</w:t>
             </w:r>
@@ -935,6 +985,7 @@
                 <w:b w:val="0"/>
                 <w:color w:val="404040"/>
                 <w:sz w:val="32"/>
+                <w:szCs w:val="32"/>
               </w:rPr>
               <w:t>{{category}}</w:t>
             </w:r>
@@ -964,6 +1015,7 @@
                 <w:b/>
                 <w:color w:val="404040"/>
                 <w:sz w:val="32"/>
+                <w:szCs w:val="32"/>
               </w:rPr>
               <w:t>1.11 ทรัพย์สินที่ได้รับผลกระทบ</w:t>
             </w:r>
@@ -990,6 +1042,7 @@
                 <w:b w:val="0"/>
                 <w:color w:val="404040"/>
                 <w:sz w:val="32"/>
+                <w:szCs w:val="32"/>
               </w:rPr>
               <w:t>{{host_ip}}</w:t>
             </w:r>
@@ -1019,6 +1072,7 @@
                 <w:b/>
                 <w:color w:val="404040"/>
                 <w:sz w:val="32"/>
+                <w:szCs w:val="32"/>
               </w:rPr>
               <w:t>1.12 ประเภททรัพย์สินที่ได้รับผลกระทบ</w:t>
             </w:r>
@@ -1045,6 +1099,7 @@
                 <w:b w:val="0"/>
                 <w:color w:val="404040"/>
                 <w:sz w:val="32"/>
+                <w:szCs w:val="32"/>
               </w:rPr>
               <w:t>{{chk_asset_computer}}</w:t>
             </w:r>
@@ -1054,6 +1109,7 @@
                 <w:b w:val="0"/>
                 <w:color w:val="404040"/>
                 <w:sz w:val="32"/>
+                <w:szCs w:val="32"/>
               </w:rPr>
               <w:t xml:space="preserve"> Computer</w:t>
             </w:r>
@@ -1063,6 +1119,7 @@
                 <w:b w:val="0"/>
                 <w:color w:val="404040"/>
                 <w:sz w:val="32"/>
+                <w:szCs w:val="32"/>
               </w:rPr>
               <w:t xml:space="preserve">   </w:t>
             </w:r>
@@ -1072,6 +1129,7 @@
                 <w:b w:val="0"/>
                 <w:color w:val="404040"/>
                 <w:sz w:val="32"/>
+                <w:szCs w:val="32"/>
               </w:rPr>
               <w:t>{{chk_asset_server}}</w:t>
             </w:r>
@@ -1081,6 +1139,7 @@
                 <w:b w:val="0"/>
                 <w:color w:val="404040"/>
                 <w:sz w:val="32"/>
+                <w:szCs w:val="32"/>
               </w:rPr>
               <w:t xml:space="preserve"> Server</w:t>
             </w:r>
@@ -1090,6 +1149,7 @@
                 <w:b w:val="0"/>
                 <w:color w:val="404040"/>
                 <w:sz w:val="32"/>
+                <w:szCs w:val="32"/>
               </w:rPr>
               <w:t xml:space="preserve">   </w:t>
             </w:r>
@@ -1099,6 +1159,7 @@
                 <w:b w:val="0"/>
                 <w:color w:val="404040"/>
                 <w:sz w:val="32"/>
+                <w:szCs w:val="32"/>
               </w:rPr>
               <w:t>{{chk_asset_network}}</w:t>
             </w:r>
@@ -1108,6 +1169,7 @@
                 <w:b w:val="0"/>
                 <w:color w:val="404040"/>
                 <w:sz w:val="32"/>
+                <w:szCs w:val="32"/>
               </w:rPr>
               <w:t xml:space="preserve"> Network Device</w:t>
             </w:r>
@@ -1137,6 +1199,7 @@
                 <w:b/>
                 <w:color w:val="404040"/>
                 <w:sz w:val="32"/>
+                <w:szCs w:val="32"/>
               </w:rPr>
               <w:t>1.13 ส่วนงานเจ้าของหรือผู้ดูแลทรัพย์สิน</w:t>
             </w:r>
@@ -1163,6 +1226,7 @@
                 <w:b w:val="0"/>
                 <w:color w:val="404040"/>
                 <w:sz w:val="32"/>
+                <w:szCs w:val="32"/>
               </w:rPr>
               <w:t>{{asset_owner}}</w:t>
             </w:r>
@@ -1192,6 +1256,7 @@
                 <w:b/>
                 <w:color w:val="404040"/>
                 <w:sz w:val="32"/>
+                <w:szCs w:val="32"/>
               </w:rPr>
               <w:t>1.14 รายละเอียด</w:t>
             </w:r>
@@ -1218,6 +1283,7 @@
                 <w:b w:val="0"/>
                 <w:color w:val="404040"/>
                 <w:sz w:val="32"/>
+                <w:szCs w:val="32"/>
               </w:rPr>
               <w:t>{{incident_description}}</w:t>
             </w:r>
@@ -1247,6 +1313,7 @@
                 <w:b/>
                 <w:color w:val="404040"/>
                 <w:sz w:val="32"/>
+                <w:szCs w:val="32"/>
               </w:rPr>
               <w:t>1.15 สถานะปัจจุบัน</w:t>
             </w:r>
@@ -1273,6 +1340,7 @@
                 <w:b w:val="0"/>
                 <w:color w:val="404040"/>
                 <w:sz w:val="32"/>
+                <w:szCs w:val="32"/>
               </w:rPr>
               <w:t>{{status}}</w:t>
             </w:r>
@@ -1302,6 +1370,7 @@
                 <w:b/>
                 <w:color w:val="404040"/>
                 <w:sz w:val="32"/>
+                <w:szCs w:val="32"/>
               </w:rPr>
               <w:t>1.16 เรื่องที่ดำเนินการแล้ว</w:t>
             </w:r>
@@ -1328,6 +1397,7 @@
                 <w:b w:val="0"/>
                 <w:color w:val="404040"/>
                 <w:sz w:val="32"/>
+                <w:szCs w:val="32"/>
               </w:rPr>
               <w:t>{{actions_taken_summary}}</w:t>
             </w:r>
@@ -1357,6 +1427,7 @@
                 <w:b/>
                 <w:color w:val="404040"/>
                 <w:sz w:val="32"/>
+                <w:szCs w:val="32"/>
               </w:rPr>
               <w:t>1.17 การที่จะดำเนินการลำดับถัดไป</w:t>
             </w:r>
@@ -1383,6 +1454,7 @@
                 <w:b w:val="0"/>
                 <w:color w:val="404040"/>
                 <w:sz w:val="32"/>
+                <w:szCs w:val="32"/>
               </w:rPr>
               <w:t>{{next_steps_summary}}</w:t>
             </w:r>
@@ -1412,6 +1484,7 @@
                 <w:b/>
                 <w:color w:val="404040"/>
                 <w:sz w:val="32"/>
+                <w:szCs w:val="32"/>
               </w:rPr>
               <w:t>1.18 ผู้รายงาน</w:t>
             </w:r>
@@ -1438,6 +1511,7 @@
                 <w:b w:val="0"/>
                 <w:color w:val="404040"/>
                 <w:sz w:val="32"/>
+                <w:szCs w:val="32"/>
               </w:rPr>
               <w:t>{{reporter}}</w:t>
             </w:r>
@@ -1467,6 +1541,7 @@
                 <w:b/>
                 <w:color w:val="404040"/>
                 <w:sz w:val="32"/>
+                <w:szCs w:val="32"/>
               </w:rPr>
               <w:t>1.19 แหล่งข้อมูล</w:t>
             </w:r>
@@ -1493,6 +1568,7 @@
                 <w:b w:val="0"/>
                 <w:color w:val="404040"/>
                 <w:sz w:val="32"/>
+                <w:szCs w:val="32"/>
               </w:rPr>
               <w:t>{{log_source}}</w:t>
             </w:r>
@@ -1547,6 +1623,7 @@
                 <w:b/>
                 <w:color w:val="1F2933"/>
                 <w:sz w:val="34"/>
+                <w:szCs w:val="34"/>
               </w:rPr>
               <w:t>2. รายละเอียดเหตุการณ์ (Incident Description)</w:t>
             </w:r>
@@ -1594,6 +1671,7 @@
                 <w:b w:val="0"/>
                 <w:color w:val="404040"/>
                 <w:sz w:val="32"/>
+                <w:szCs w:val="32"/>
               </w:rPr>
               <w:t>{{incident_description}}</w:t>
             </w:r>
@@ -1648,6 +1726,7 @@
                 <w:b/>
                 <w:color w:val="1F2933"/>
                 <w:sz w:val="34"/>
+                <w:szCs w:val="34"/>
               </w:rPr>
               <w:t>3. Scope ทรัพย์สินที่ได้รับผลกระทบ</w:t>
             </w:r>
@@ -1697,6 +1776,7 @@
                 <w:b/>
                 <w:color w:val="404040"/>
                 <w:sz w:val="32"/>
+                <w:szCs w:val="32"/>
               </w:rPr>
               <w:t>ระบบ/บริการ</w:t>
             </w:r>
@@ -1723,6 +1803,7 @@
                 <w:b w:val="0"/>
                 <w:color w:val="404040"/>
                 <w:sz w:val="32"/>
+                <w:szCs w:val="32"/>
               </w:rPr>
               <w:t>{{system_name}}</w:t>
             </w:r>
@@ -1752,6 +1833,7 @@
                 <w:b/>
                 <w:color w:val="404040"/>
                 <w:sz w:val="32"/>
+                <w:szCs w:val="32"/>
               </w:rPr>
               <w:t>หน่วยงานเจ้าของทรัพย์สิน</w:t>
             </w:r>
@@ -1778,6 +1860,7 @@
                 <w:b w:val="0"/>
                 <w:color w:val="404040"/>
                 <w:sz w:val="32"/>
+                <w:szCs w:val="32"/>
               </w:rPr>
               <w:t>{{asset_owner}}</w:t>
             </w:r>
@@ -1807,6 +1890,7 @@
                 <w:b/>
                 <w:color w:val="404040"/>
                 <w:sz w:val="32"/>
+                <w:szCs w:val="32"/>
               </w:rPr>
               <w:t>ชื่อเจ้าของทรัพย์สิน</w:t>
             </w:r>
@@ -1833,6 +1917,7 @@
                 <w:b w:val="0"/>
                 <w:color w:val="404040"/>
                 <w:sz w:val="32"/>
+                <w:szCs w:val="32"/>
               </w:rPr>
               <w:t>{{asset_owner_name}}</w:t>
             </w:r>
@@ -1862,6 +1947,7 @@
                 <w:b/>
                 <w:color w:val="404040"/>
                 <w:sz w:val="32"/>
+                <w:szCs w:val="32"/>
               </w:rPr>
               <w:t>Host Name</w:t>
             </w:r>
@@ -1888,6 +1974,7 @@
                 <w:b w:val="0"/>
                 <w:color w:val="404040"/>
                 <w:sz w:val="32"/>
+                <w:szCs w:val="32"/>
               </w:rPr>
               <w:t>{{host_name}}</w:t>
             </w:r>
@@ -1917,6 +2004,7 @@
                 <w:b/>
                 <w:color w:val="404040"/>
                 <w:sz w:val="32"/>
+                <w:szCs w:val="32"/>
               </w:rPr>
               <w:t>IP Address</w:t>
             </w:r>
@@ -1943,6 +2031,7 @@
                 <w:b w:val="0"/>
                 <w:color w:val="404040"/>
                 <w:sz w:val="32"/>
+                <w:szCs w:val="32"/>
               </w:rPr>
               <w:t>{{ip_address}}</w:t>
             </w:r>
@@ -1972,6 +2061,7 @@
                 <w:b/>
                 <w:color w:val="404040"/>
                 <w:sz w:val="32"/>
+                <w:szCs w:val="32"/>
               </w:rPr>
               <w:t>Operating System</w:t>
             </w:r>
@@ -1998,6 +2088,7 @@
                 <w:b w:val="0"/>
                 <w:color w:val="404040"/>
                 <w:sz w:val="32"/>
+                <w:szCs w:val="32"/>
               </w:rPr>
               <w:t>{{operating_system}}</w:t>
             </w:r>
@@ -2027,6 +2118,7 @@
                 <w:b/>
                 <w:color w:val="404040"/>
                 <w:sz w:val="32"/>
+                <w:szCs w:val="32"/>
               </w:rPr>
               <w:t>ประเภทของทรัพย์สิน</w:t>
             </w:r>
@@ -2053,6 +2145,7 @@
                 <w:b w:val="0"/>
                 <w:color w:val="404040"/>
                 <w:sz w:val="32"/>
+                <w:szCs w:val="32"/>
               </w:rPr>
               <w:t>{{chk_asset_computer}}</w:t>
             </w:r>
@@ -2062,6 +2155,7 @@
                 <w:b w:val="0"/>
                 <w:color w:val="404040"/>
                 <w:sz w:val="32"/>
+                <w:szCs w:val="32"/>
               </w:rPr>
               <w:t xml:space="preserve"> Computer</w:t>
             </w:r>
@@ -2071,6 +2165,7 @@
                 <w:b w:val="0"/>
                 <w:color w:val="404040"/>
                 <w:sz w:val="32"/>
+                <w:szCs w:val="32"/>
               </w:rPr>
               <w:t xml:space="preserve">   </w:t>
             </w:r>
@@ -2080,6 +2175,7 @@
                 <w:b w:val="0"/>
                 <w:color w:val="404040"/>
                 <w:sz w:val="32"/>
+                <w:szCs w:val="32"/>
               </w:rPr>
               <w:t>{{chk_asset_server}}</w:t>
             </w:r>
@@ -2089,6 +2185,7 @@
                 <w:b w:val="0"/>
                 <w:color w:val="404040"/>
                 <w:sz w:val="32"/>
+                <w:szCs w:val="32"/>
               </w:rPr>
               <w:t xml:space="preserve"> Server</w:t>
             </w:r>
@@ -2098,6 +2195,7 @@
                 <w:b w:val="0"/>
                 <w:color w:val="404040"/>
                 <w:sz w:val="32"/>
+                <w:szCs w:val="32"/>
               </w:rPr>
               <w:t xml:space="preserve">   </w:t>
             </w:r>
@@ -2107,6 +2205,7 @@
                 <w:b w:val="0"/>
                 <w:color w:val="404040"/>
                 <w:sz w:val="32"/>
+                <w:szCs w:val="32"/>
               </w:rPr>
               <w:t>{{chk_asset_network}}</w:t>
             </w:r>
@@ -2116,6 +2215,7 @@
                 <w:b w:val="0"/>
                 <w:color w:val="404040"/>
                 <w:sz w:val="32"/>
+                <w:szCs w:val="32"/>
               </w:rPr>
               <w:t xml:space="preserve"> Network Device</w:t>
             </w:r>
@@ -2125,6 +2225,7 @@
                 <w:b w:val="0"/>
                 <w:color w:val="404040"/>
                 <w:sz w:val="32"/>
+                <w:szCs w:val="32"/>
               </w:rPr>
               <w:t xml:space="preserve">   </w:t>
             </w:r>
@@ -2134,6 +2235,7 @@
                 <w:b w:val="0"/>
                 <w:color w:val="404040"/>
                 <w:sz w:val="32"/>
+                <w:szCs w:val="32"/>
               </w:rPr>
               <w:t>{{chk_asset_unknown}}</w:t>
             </w:r>
@@ -2143,6 +2245,7 @@
                 <w:b w:val="0"/>
                 <w:color w:val="404040"/>
                 <w:sz w:val="32"/>
+                <w:szCs w:val="32"/>
               </w:rPr>
               <w:t xml:space="preserve"> ไม่ทราบ</w:t>
             </w:r>
@@ -2172,6 +2275,7 @@
                 <w:b/>
                 <w:color w:val="404040"/>
                 <w:sz w:val="32"/>
+                <w:szCs w:val="32"/>
               </w:rPr>
               <w:t>มีการกระจายไปยังจุดอื่น</w:t>
             </w:r>
@@ -2198,6 +2302,7 @@
                 <w:b w:val="0"/>
                 <w:color w:val="404040"/>
                 <w:sz w:val="32"/>
+                <w:szCs w:val="32"/>
               </w:rPr>
               <w:t>{{chk_spread_yes}}</w:t>
             </w:r>
@@ -2207,6 +2312,7 @@
                 <w:b w:val="0"/>
                 <w:color w:val="404040"/>
                 <w:sz w:val="32"/>
+                <w:szCs w:val="32"/>
               </w:rPr>
               <w:t xml:space="preserve"> ใช่</w:t>
             </w:r>
@@ -2216,6 +2322,7 @@
                 <w:b w:val="0"/>
                 <w:color w:val="404040"/>
                 <w:sz w:val="32"/>
+                <w:szCs w:val="32"/>
               </w:rPr>
               <w:t xml:space="preserve">   </w:t>
             </w:r>
@@ -2225,6 +2332,7 @@
                 <w:b w:val="0"/>
                 <w:color w:val="404040"/>
                 <w:sz w:val="32"/>
+                <w:szCs w:val="32"/>
               </w:rPr>
               <w:t>{{chk_spread_no}}</w:t>
             </w:r>
@@ -2234,6 +2342,7 @@
                 <w:b w:val="0"/>
                 <w:color w:val="404040"/>
                 <w:sz w:val="32"/>
+                <w:szCs w:val="32"/>
               </w:rPr>
               <w:t xml:space="preserve"> ไม่ใช่</w:t>
             </w:r>
@@ -2288,6 +2397,7 @@
                 <w:b/>
                 <w:color w:val="1F2933"/>
                 <w:sz w:val="34"/>
+                <w:szCs w:val="34"/>
               </w:rPr>
               <w:t>4. Indicators of Compromise หรือหลักฐานที่พบ</w:t>
             </w:r>
@@ -2337,6 +2447,7 @@
                 <w:b/>
                 <w:color w:val="404040"/>
                 <w:sz w:val="32"/>
+                <w:szCs w:val="32"/>
               </w:rPr>
               <w:t>File Name</w:t>
             </w:r>
@@ -2363,6 +2474,7 @@
                 <w:b w:val="0"/>
                 <w:color w:val="404040"/>
                 <w:sz w:val="32"/>
+                <w:szCs w:val="32"/>
               </w:rPr>
               <w:t>{{ioc_file_name}}</w:t>
             </w:r>
@@ -2392,6 +2504,7 @@
                 <w:b/>
                 <w:color w:val="404040"/>
                 <w:sz w:val="32"/>
+                <w:szCs w:val="32"/>
               </w:rPr>
               <w:t>Process/File Path</w:t>
             </w:r>
@@ -2418,6 +2531,7 @@
                 <w:b w:val="0"/>
                 <w:color w:val="404040"/>
                 <w:sz w:val="32"/>
+                <w:szCs w:val="32"/>
               </w:rPr>
               <w:t>{{ioc_process}}</w:t>
             </w:r>
@@ -2447,6 +2561,7 @@
                 <w:b/>
                 <w:color w:val="404040"/>
                 <w:sz w:val="32"/>
+                <w:szCs w:val="32"/>
               </w:rPr>
               <w:t>คำสั่ง</w:t>
             </w:r>
@@ -2473,6 +2588,7 @@
                 <w:b w:val="0"/>
                 <w:color w:val="404040"/>
                 <w:sz w:val="32"/>
+                <w:szCs w:val="32"/>
               </w:rPr>
               <w:t>{{ioc_command}}</w:t>
             </w:r>
@@ -2502,6 +2618,7 @@
                 <w:b/>
                 <w:color w:val="404040"/>
                 <w:sz w:val="32"/>
+                <w:szCs w:val="32"/>
               </w:rPr>
               <w:t>Hash</w:t>
             </w:r>
@@ -2528,6 +2645,7 @@
                 <w:b w:val="0"/>
                 <w:color w:val="404040"/>
                 <w:sz w:val="32"/>
+                <w:szCs w:val="32"/>
               </w:rPr>
               <w:t>{{ioc_hash}}</w:t>
             </w:r>
@@ -2557,6 +2675,7 @@
                 <w:b/>
                 <w:color w:val="404040"/>
                 <w:sz w:val="32"/>
+                <w:szCs w:val="32"/>
               </w:rPr>
               <w:t>Domain</w:t>
             </w:r>
@@ -2583,6 +2702,7 @@
                 <w:b w:val="0"/>
                 <w:color w:val="404040"/>
                 <w:sz w:val="32"/>
+                <w:szCs w:val="32"/>
               </w:rPr>
               <w:t>{{ioc_domain}}</w:t>
             </w:r>
@@ -2612,6 +2732,7 @@
                 <w:b/>
                 <w:color w:val="404040"/>
                 <w:sz w:val="32"/>
+                <w:szCs w:val="32"/>
               </w:rPr>
               <w:t>URL</w:t>
             </w:r>
@@ -2638,6 +2759,7 @@
                 <w:b w:val="0"/>
                 <w:color w:val="404040"/>
                 <w:sz w:val="32"/>
+                <w:szCs w:val="32"/>
               </w:rPr>
               <w:t>{{ioc_url}}</w:t>
             </w:r>
@@ -2667,6 +2789,7 @@
                 <w:b/>
                 <w:color w:val="404040"/>
                 <w:sz w:val="32"/>
+                <w:szCs w:val="32"/>
               </w:rPr>
               <w:t>IP</w:t>
             </w:r>
@@ -2693,6 +2816,7 @@
                 <w:b w:val="0"/>
                 <w:color w:val="404040"/>
                 <w:sz w:val="32"/>
+                <w:szCs w:val="32"/>
               </w:rPr>
               <w:t>{{ioc_ip}}</w:t>
             </w:r>
@@ -2722,6 +2846,7 @@
                 <w:b/>
                 <w:color w:val="404040"/>
                 <w:sz w:val="32"/>
+                <w:szCs w:val="32"/>
               </w:rPr>
               <w:t>User</w:t>
             </w:r>
@@ -2748,6 +2873,7 @@
                 <w:b w:val="0"/>
                 <w:color w:val="404040"/>
                 <w:sz w:val="32"/>
+                <w:szCs w:val="32"/>
               </w:rPr>
               <w:t>{{ioc_user}}</w:t>
             </w:r>
@@ -2802,6 +2928,7 @@
                 <w:b/>
                 <w:color w:val="1F2933"/>
                 <w:sz w:val="34"/>
+                <w:szCs w:val="34"/>
               </w:rPr>
               <w:t>5. Evidence / Log</w:t>
             </w:r>
@@ -2849,6 +2976,7 @@
                 <w:b w:val="0"/>
                 <w:color w:val="404040"/>
                 <w:sz w:val="32"/>
+                <w:szCs w:val="32"/>
               </w:rPr>
               <w:t>{{evidence_log}}</w:t>
             </w:r>
@@ -2903,6 +3031,7 @@
                 <w:b/>
                 <w:color w:val="1F2933"/>
                 <w:sz w:val="34"/>
+                <w:szCs w:val="34"/>
               </w:rPr>
               <w:t>6. สิ่งที่ต้องดำเนินการ (Containment)</w:t>
             </w:r>
@@ -2950,6 +3079,7 @@
                 <w:b w:val="0"/>
                 <w:color w:val="404040"/>
                 <w:sz w:val="32"/>
+                <w:szCs w:val="32"/>
               </w:rPr>
               <w:t>{{action_required}}</w:t>
             </w:r>
@@ -3004,6 +3134,7 @@
                 <w:b/>
                 <w:color w:val="1F2933"/>
                 <w:sz w:val="34"/>
+                <w:szCs w:val="34"/>
               </w:rPr>
               <w:t>7. ข้อควรระวังในการดำเนินการ</w:t>
             </w:r>
@@ -3051,6 +3182,7 @@
                 <w:b w:val="0"/>
                 <w:color w:val="404040"/>
                 <w:sz w:val="32"/>
+                <w:szCs w:val="32"/>
               </w:rPr>
               <w:t>{{action_precautions}}</w:t>
             </w:r>
@@ -3113,6 +3245,7 @@
                 <w:b w:val="0"/>
                 <w:color w:val="404040"/>
                 <w:sz w:val="32"/>
+                <w:szCs w:val="32"/>
               </w:rPr>
               <w:t>..........................................</w:t>
             </w:r>
@@ -3128,6 +3261,7 @@
                 <w:b w:val="0"/>
                 <w:color w:val="404040"/>
                 <w:sz w:val="32"/>
+                <w:szCs w:val="32"/>
               </w:rPr>
               <w:t>{{signoff_reporter}}</w:t>
             </w:r>
@@ -3143,6 +3277,7 @@
                 <w:b w:val="0"/>
                 <w:color w:val="404040"/>
                 <w:sz w:val="32"/>
+                <w:szCs w:val="32"/>
               </w:rPr>
               <w:t>( ผู้รายงานเหตุการณ์ )</w:t>
             </w:r>
@@ -3158,6 +3293,7 @@
                 <w:b w:val="0"/>
                 <w:color w:val="404040"/>
                 <w:sz w:val="32"/>
+                <w:szCs w:val="32"/>
               </w:rPr>
               <w:t>วันที่ .......... / .......... / ..........</w:t>
             </w:r>
@@ -3185,6 +3321,7 @@
                 <w:b w:val="0"/>
                 <w:color w:val="404040"/>
                 <w:sz w:val="32"/>
+                <w:szCs w:val="32"/>
               </w:rPr>
               <w:t>..........................................</w:t>
             </w:r>
@@ -3200,6 +3337,7 @@
                 <w:b w:val="0"/>
                 <w:color w:val="404040"/>
                 <w:sz w:val="32"/>
+                <w:szCs w:val="32"/>
               </w:rPr>
               <w:t>{{signoff_approver}}</w:t>
             </w:r>
@@ -3215,6 +3353,7 @@
                 <w:b w:val="0"/>
                 <w:color w:val="404040"/>
                 <w:sz w:val="32"/>
+                <w:szCs w:val="32"/>
               </w:rPr>
               <w:t>( ผู้อนุมัติ )</w:t>
             </w:r>
@@ -3230,6 +3369,7 @@
                 <w:b w:val="0"/>
                 <w:color w:val="404040"/>
                 <w:sz w:val="32"/>
+                <w:szCs w:val="32"/>
               </w:rPr>
               <w:t>วันที่ .......... / .......... / ..........</w:t>
             </w:r>
@@ -3287,6 +3427,7 @@
                 <w:b/>
                 <w:color w:val="1F2933"/>
                 <w:sz w:val="34"/>
+                <w:szCs w:val="34"/>
               </w:rPr>
               <w:t>8. สรุปผลการดำเนินการแก้ไข</w:t>
             </w:r>
@@ -3334,6 +3475,7 @@
                 <w:b w:val="0"/>
                 <w:color w:val="404040"/>
                 <w:sz w:val="32"/>
+                <w:szCs w:val="32"/>
               </w:rPr>
               <w:t>{{chk_rem_isolate}}</w:t>
             </w:r>
@@ -3343,6 +3485,7 @@
                 <w:b w:val="0"/>
                 <w:color w:val="404040"/>
                 <w:sz w:val="32"/>
+                <w:szCs w:val="32"/>
               </w:rPr>
               <w:t xml:space="preserve"> Isolate เครื่อง – แยกเครื่องที่ได้รับผลกระทบออกจากเครือข่าย</w:t>
             </w:r>
@@ -3357,6 +3500,7 @@
                 <w:b w:val="0"/>
                 <w:color w:val="404040"/>
                 <w:sz w:val="32"/>
+                <w:szCs w:val="32"/>
               </w:rPr>
               <w:t>{{chk_rem_close_service}}</w:t>
             </w:r>
@@ -3366,6 +3510,7 @@
                 <w:b w:val="0"/>
                 <w:color w:val="404040"/>
                 <w:sz w:val="32"/>
+                <w:szCs w:val="32"/>
               </w:rPr>
               <w:t xml:space="preserve"> Close Service ที่ไม่จำเป็น – ปิดบริการหรือพอร์ตที่เปิดเผยและมีความเสี่ยง</w:t>
             </w:r>
@@ -3380,6 +3525,7 @@
                 <w:b w:val="0"/>
                 <w:color w:val="404040"/>
                 <w:sz w:val="32"/>
+                <w:szCs w:val="32"/>
               </w:rPr>
               <w:t>{{chk_rem_block_ioc}}</w:t>
             </w:r>
@@ -3389,6 +3535,7 @@
                 <w:b w:val="0"/>
                 <w:color w:val="404040"/>
                 <w:sz w:val="32"/>
+                <w:szCs w:val="32"/>
               </w:rPr>
               <w:t xml:space="preserve"> Block IoC – บล็อกตัวบ่งชี้การโจมตี (IP, Domain, URL, Hash)</w:t>
             </w:r>
@@ -3403,6 +3550,7 @@
                 <w:b w:val="0"/>
                 <w:color w:val="404040"/>
                 <w:sz w:val="32"/>
+                <w:szCs w:val="32"/>
               </w:rPr>
               <w:t>{{chk_rem_dump_memory}}</w:t>
             </w:r>
@@ -3412,6 +3560,7 @@
                 <w:b w:val="0"/>
                 <w:color w:val="404040"/>
                 <w:sz w:val="32"/>
+                <w:szCs w:val="32"/>
               </w:rPr>
               <w:t xml:space="preserve"> Dump memory ของเครื่อง Server</w:t>
             </w:r>
@@ -3426,6 +3575,7 @@
                 <w:b w:val="0"/>
                 <w:color w:val="404040"/>
                 <w:sz w:val="32"/>
+                <w:szCs w:val="32"/>
               </w:rPr>
               <w:t>{{chk_rem_collect_logs}}</w:t>
             </w:r>
@@ -3435,6 +3585,7 @@
                 <w:b w:val="0"/>
                 <w:color w:val="404040"/>
                 <w:sz w:val="32"/>
+                <w:szCs w:val="32"/>
               </w:rPr>
               <w:t xml:space="preserve"> รวบรวม Event Logs เพื่อส่งต่อ ปปกก.</w:t>
             </w:r>
@@ -3449,6 +3600,7 @@
                 <w:b w:val="0"/>
                 <w:color w:val="404040"/>
                 <w:sz w:val="32"/>
+                <w:szCs w:val="32"/>
               </w:rPr>
               <w:t>{{chk_rem_disable_account}}</w:t>
             </w:r>
@@ -3458,6 +3610,7 @@
                 <w:b w:val="0"/>
                 <w:color w:val="404040"/>
                 <w:sz w:val="32"/>
+                <w:szCs w:val="32"/>
               </w:rPr>
               <w:t xml:space="preserve"> Disable/Reset Account – ปิดการใช้งานหรือรีเซ็ตรหัสผ่านบัญชีที่ได้รับผลกระทบ</w:t>
             </w:r>
@@ -3472,6 +3625,7 @@
                 <w:b w:val="0"/>
                 <w:color w:val="404040"/>
                 <w:sz w:val="32"/>
+                <w:szCs w:val="32"/>
               </w:rPr>
               <w:t>{{chk_rem_change_password}}</w:t>
             </w:r>
@@ -3481,6 +3635,7 @@
                 <w:b w:val="0"/>
                 <w:color w:val="404040"/>
                 <w:sz w:val="32"/>
+                <w:szCs w:val="32"/>
               </w:rPr>
               <w:t xml:space="preserve"> เปลี่ยนรหัสผ่าน</w:t>
             </w:r>
@@ -3495,6 +3650,7 @@
                 <w:b w:val="0"/>
                 <w:color w:val="404040"/>
                 <w:sz w:val="32"/>
+                <w:szCs w:val="32"/>
               </w:rPr>
               <w:t>{{chk_rem_remove_malware}}</w:t>
             </w:r>
@@ -3504,6 +3660,7 @@
                 <w:b w:val="0"/>
                 <w:color w:val="404040"/>
                 <w:sz w:val="32"/>
+                <w:szCs w:val="32"/>
               </w:rPr>
               <w:t xml:space="preserve"> Remove Malware – กำจัดมัลแวร์ออกจากระบบ</w:t>
             </w:r>
@@ -3518,6 +3675,7 @@
                 <w:b w:val="0"/>
                 <w:color w:val="404040"/>
                 <w:sz w:val="32"/>
+                <w:szCs w:val="32"/>
               </w:rPr>
               <w:t>{{chk_rem_delete_files}}</w:t>
             </w:r>
@@ -3527,6 +3685,7 @@
                 <w:b w:val="0"/>
                 <w:color w:val="404040"/>
                 <w:sz w:val="32"/>
+                <w:szCs w:val="32"/>
               </w:rPr>
               <w:t xml:space="preserve"> ลบไฟล์ และ Path ที่ต้องสงสัย</w:t>
             </w:r>
@@ -3541,6 +3700,7 @@
                 <w:b w:val="0"/>
                 <w:color w:val="404040"/>
                 <w:sz w:val="32"/>
+                <w:szCs w:val="32"/>
               </w:rPr>
               <w:t>{{chk_rem_patch}}</w:t>
             </w:r>
@@ -3550,6 +3710,7 @@
                 <w:b w:val="0"/>
                 <w:color w:val="404040"/>
                 <w:sz w:val="32"/>
+                <w:szCs w:val="32"/>
               </w:rPr>
               <w:t xml:space="preserve"> Patch Vulnerability – ติดตั้งแพตช์แก้ไขช่องโหว่ที่เกี่ยวข้อง</w:t>
             </w:r>
@@ -3564,6 +3725,7 @@
                 <w:b w:val="0"/>
                 <w:color w:val="404040"/>
                 <w:sz w:val="32"/>
+                <w:szCs w:val="32"/>
               </w:rPr>
               <w:t>{{chk_rem_update_os}}</w:t>
             </w:r>
@@ -3573,6 +3735,7 @@
                 <w:b w:val="0"/>
                 <w:color w:val="404040"/>
                 <w:sz w:val="32"/>
+                <w:szCs w:val="32"/>
               </w:rPr>
               <w:t xml:space="preserve"> Update Software/OS – อัปเดตซอฟต์แวร์หรือระบบปฏิบัติการให้เป็นเวอร์ชันล่าสุด</w:t>
             </w:r>
@@ -3587,6 +3750,7 @@
                 <w:b w:val="0"/>
                 <w:color w:val="404040"/>
                 <w:sz w:val="32"/>
+                <w:szCs w:val="32"/>
               </w:rPr>
               <w:t>{{chk_rem_harden}}</w:t>
             </w:r>
@@ -3596,6 +3760,7 @@
                 <w:b w:val="0"/>
                 <w:color w:val="404040"/>
                 <w:sz w:val="32"/>
+                <w:szCs w:val="32"/>
               </w:rPr>
               <w:t xml:space="preserve"> Harden Configuration – ปรับแต่งการตั้งค่าความปลอดภัยของระบบให้รัดกุมมากขึ้น</w:t>
             </w:r>
@@ -3610,6 +3775,7 @@
                 <w:b w:val="0"/>
                 <w:color w:val="404040"/>
                 <w:sz w:val="32"/>
+                <w:szCs w:val="32"/>
               </w:rPr>
               <w:t>{{chk_rem_verify_threat}}</w:t>
             </w:r>
@@ -3619,6 +3785,7 @@
                 <w:b w:val="0"/>
                 <w:color w:val="404040"/>
                 <w:sz w:val="32"/>
+                <w:szCs w:val="32"/>
               </w:rPr>
               <w:t xml:space="preserve"> ตรวจสอบการทำงานของภัยคุกคามยังทำงานอยู่หรือไม่</w:t>
             </w:r>
@@ -3633,6 +3800,7 @@
                 <w:b w:val="0"/>
                 <w:color w:val="404040"/>
                 <w:sz w:val="32"/>
+                <w:szCs w:val="32"/>
               </w:rPr>
               <w:t>{{chk_rem_sysmon}}</w:t>
             </w:r>
@@ -3642,6 +3810,7 @@
                 <w:b w:val="0"/>
                 <w:color w:val="404040"/>
                 <w:sz w:val="32"/>
+                <w:szCs w:val="32"/>
               </w:rPr>
               <w:t xml:space="preserve"> ติดตั้ง Sysmon</w:t>
             </w:r>
@@ -3656,6 +3825,7 @@
                 <w:b w:val="0"/>
                 <w:color w:val="404040"/>
                 <w:sz w:val="32"/>
+                <w:szCs w:val="32"/>
               </w:rPr>
               <w:t>{{chk_rem_wazuh_agent}}</w:t>
             </w:r>
@@ -3665,6 +3835,7 @@
                 <w:b w:val="0"/>
                 <w:color w:val="404040"/>
                 <w:sz w:val="32"/>
+                <w:szCs w:val="32"/>
               </w:rPr>
               <w:t xml:space="preserve"> ติดตั้ง Agent Wazuh</w:t>
             </w:r>
@@ -3679,6 +3850,7 @@
                 <w:b w:val="0"/>
                 <w:color w:val="404040"/>
                 <w:sz w:val="32"/>
+                <w:szCs w:val="32"/>
               </w:rPr>
               <w:t xml:space="preserve">{{chk_rem_other}} </w:t>
             </w:r>
@@ -3688,6 +3860,7 @@
                 <w:b w:val="0"/>
                 <w:color w:val="404040"/>
                 <w:sz w:val="32"/>
+                <w:szCs w:val="32"/>
               </w:rPr>
               <w:t>อื่นๆ ระบุ  {{remediation_other}}</w:t>
             </w:r>
@@ -3702,6 +3875,7 @@
                 <w:b/>
                 <w:color w:val="404040"/>
                 <w:sz w:val="32"/>
+                <w:szCs w:val="32"/>
               </w:rPr>
               <w:t>ผลการตรวจสอบ / Investigation Findings:</w:t>
             </w:r>
@@ -3716,6 +3890,7 @@
                 <w:b w:val="0"/>
                 <w:color w:val="404040"/>
                 <w:sz w:val="32"/>
+                <w:szCs w:val="32"/>
               </w:rPr>
               <w:t>{{remediation_summary}}</w:t>
             </w:r>
@@ -3730,6 +3905,7 @@
                 <w:b/>
                 <w:color w:val="404040"/>
                 <w:sz w:val="32"/>
+                <w:szCs w:val="32"/>
               </w:rPr>
               <w:t>มาตรการควบคุม / Countermeasure:</w:t>
             </w:r>
@@ -3744,6 +3920,7 @@
                 <w:b w:val="0"/>
                 <w:color w:val="404040"/>
                 <w:sz w:val="32"/>
+                <w:szCs w:val="32"/>
               </w:rPr>
               <w:t>{{containment_report}}</w:t>
             </w:r>
@@ -3806,6 +3983,7 @@
                 <w:b w:val="0"/>
                 <w:color w:val="404040"/>
                 <w:sz w:val="32"/>
+                <w:szCs w:val="32"/>
               </w:rPr>
               <w:t>..........................................</w:t>
             </w:r>
@@ -3821,6 +3999,7 @@
                 <w:b w:val="0"/>
                 <w:color w:val="404040"/>
                 <w:sz w:val="32"/>
+                <w:szCs w:val="32"/>
               </w:rPr>
               <w:t>{{signoff_admin}}</w:t>
             </w:r>
@@ -3836,6 +4015,7 @@
                 <w:b w:val="0"/>
                 <w:color w:val="404040"/>
                 <w:sz w:val="32"/>
+                <w:szCs w:val="32"/>
               </w:rPr>
               <w:t>( ผู้ดำเนินการแก้ไข )</w:t>
             </w:r>
@@ -3851,6 +4031,7 @@
                 <w:b w:val="0"/>
                 <w:color w:val="404040"/>
                 <w:sz w:val="32"/>
+                <w:szCs w:val="32"/>
               </w:rPr>
               <w:t>วันที่ .......... / .......... / ..........</w:t>
             </w:r>
@@ -3878,6 +4059,7 @@
                 <w:b w:val="0"/>
                 <w:color w:val="404040"/>
                 <w:sz w:val="32"/>
+                <w:szCs w:val="32"/>
               </w:rPr>
               <w:t>..........................................</w:t>
             </w:r>
@@ -3893,6 +4075,7 @@
                 <w:b w:val="0"/>
                 <w:color w:val="404040"/>
                 <w:sz w:val="32"/>
+                <w:szCs w:val="32"/>
               </w:rPr>
               <w:t>{{signoff_approver}}</w:t>
             </w:r>
@@ -3908,6 +4091,7 @@
                 <w:b w:val="0"/>
                 <w:color w:val="404040"/>
                 <w:sz w:val="32"/>
+                <w:szCs w:val="32"/>
               </w:rPr>
               <w:t>( ผู้อนุมัติ )</w:t>
             </w:r>
@@ -3923,6 +4107,7 @@
                 <w:b w:val="0"/>
                 <w:color w:val="404040"/>
                 <w:sz w:val="32"/>
+                <w:szCs w:val="32"/>
               </w:rPr>
               <w:t>วันที่ .......... / .......... / ..........</w:t>
             </w:r>
@@ -3949,6 +4134,7 @@
           <w:b/>
           <w:color w:val="1F2933"/>
           <w:sz w:val="34"/>
+          <w:szCs w:val="34"/>
         </w:rPr>
         <w:t>*หมวดหมู่ของภัยคุกคามทางไซเบอร์</w:t>
       </w:r>
@@ -3960,6 +4146,7 @@
           <w:b w:val="0"/>
           <w:color w:val="404040"/>
           <w:sz w:val="30"/>
+          <w:szCs w:val="30"/>
         </w:rPr>
         <w:t>อ้างอิงตาม ภาคผนวก ท้ายประกาศคณะกรรมการการรักษาความมั่นคงปลอดภัยไซเบอร์แห่งชาติ เรื่อง ลักษณะภัยคุกคามทางไซเบอร์ มาตรการป้องกัน รับมือ ประเมิน ปราบปราม และระงับภัยคุกคามทางไซเบอร์แต่ละระดับ พ.ศ. 2564</w:t>
       </w:r>
@@ -3971,6 +4158,7 @@
           <w:b/>
           <w:color w:val="404040"/>
           <w:sz w:val="32"/>
+          <w:szCs w:val="32"/>
         </w:rPr>
         <w:t>ข้อ ๑ การจำแนกหมวดหมู่ของภัยคุกคามทางไซเบอร์</w:t>
       </w:r>
@@ -4017,6 +4205,7 @@
                 <w:b/>
                 <w:color w:val="404040"/>
                 <w:sz w:val="32"/>
+                <w:szCs w:val="32"/>
               </w:rPr>
               <w:t>หมวดหมู่</w:t>
             </w:r>
@@ -4044,6 +4233,7 @@
                 <w:b/>
                 <w:color w:val="404040"/>
                 <w:sz w:val="32"/>
+                <w:szCs w:val="32"/>
               </w:rPr>
               <w:t>คำอธิบาย</w:t>
             </w:r>
@@ -4073,6 +4263,7 @@
                 <w:b w:val="0"/>
                 <w:color w:val="404040"/>
                 <w:sz w:val="32"/>
+                <w:szCs w:val="32"/>
               </w:rPr>
               <w:t>๐</w:t>
             </w:r>
@@ -4099,6 +4290,7 @@
                 <w:b w:val="0"/>
                 <w:color w:val="404040"/>
                 <w:sz w:val="32"/>
+                <w:szCs w:val="32"/>
               </w:rPr>
               <w:t>เหตุการณ์จำลอง และ การฝึกจู่โจม ของหน่วยงาน (Training and Exercises)</w:t>
             </w:r>
@@ -4128,6 +4320,7 @@
                 <w:b w:val="0"/>
                 <w:color w:val="404040"/>
                 <w:sz w:val="32"/>
+                <w:szCs w:val="32"/>
               </w:rPr>
               <w:t>๑</w:t>
             </w:r>
@@ -4154,6 +4347,7 @@
                 <w:b w:val="0"/>
                 <w:color w:val="404040"/>
                 <w:sz w:val="32"/>
+                <w:szCs w:val="32"/>
               </w:rPr>
               <w:t>การพยายามเข้าถึงระบบที่ไม่สำเร็จ (Unsuccessful Activity Attempt)</w:t>
             </w:r>
@@ -4183,6 +4377,7 @@
                 <w:b w:val="0"/>
                 <w:color w:val="404040"/>
                 <w:sz w:val="32"/>
+                <w:szCs w:val="32"/>
               </w:rPr>
               <w:t>๒</w:t>
             </w:r>
@@ -4209,6 +4404,7 @@
                 <w:b w:val="0"/>
                 <w:color w:val="404040"/>
                 <w:sz w:val="32"/>
+                <w:szCs w:val="32"/>
               </w:rPr>
               <w:t>การพยายามบุกรุกเพื่อสำรวจข้อมูลองค์กรเพื่อโจมตี (Reconnaissance)</w:t>
             </w:r>
@@ -4238,6 +4434,7 @@
                 <w:b w:val="0"/>
                 <w:color w:val="404040"/>
                 <w:sz w:val="32"/>
+                <w:szCs w:val="32"/>
               </w:rPr>
               <w:t>๓</w:t>
             </w:r>
@@ -4264,6 +4461,7 @@
                 <w:b w:val="0"/>
                 <w:color w:val="404040"/>
                 <w:sz w:val="32"/>
+                <w:szCs w:val="32"/>
               </w:rPr>
               <w:t>การดำเนินการที่ไม่เป็นไปตามมาตรฐานความปลอดภัยที่หน่วยงานกำหนด (Non-Compliance Activity)</w:t>
             </w:r>
@@ -4293,6 +4491,7 @@
                 <w:b w:val="0"/>
                 <w:color w:val="404040"/>
                 <w:sz w:val="32"/>
+                <w:szCs w:val="32"/>
               </w:rPr>
               <w:t>๔</w:t>
             </w:r>
@@ -4319,6 +4518,7 @@
                 <w:b w:val="0"/>
                 <w:color w:val="404040"/>
                 <w:sz w:val="32"/>
+                <w:szCs w:val="32"/>
               </w:rPr>
               <w:t>การบุกรุกโดยการใช้มัลแวร์ (Malicious Logic)</w:t>
             </w:r>
@@ -4348,6 +4548,7 @@
                 <w:b w:val="0"/>
                 <w:color w:val="404040"/>
                 <w:sz w:val="32"/>
+                <w:szCs w:val="32"/>
               </w:rPr>
               <w:t>๕</w:t>
             </w:r>
@@ -4374,6 +4575,7 @@
                 <w:b w:val="0"/>
                 <w:color w:val="404040"/>
                 <w:sz w:val="32"/>
+                <w:szCs w:val="32"/>
               </w:rPr>
               <w:t>การบุกรุกในระดับผู้ใช้งาน (User Level Intrusion)</w:t>
             </w:r>
@@ -4403,6 +4605,7 @@
                 <w:b w:val="0"/>
                 <w:color w:val="404040"/>
                 <w:sz w:val="32"/>
+                <w:szCs w:val="32"/>
               </w:rPr>
               <w:t>๖</w:t>
             </w:r>
@@ -4429,6 +4632,7 @@
                 <w:b w:val="0"/>
                 <w:color w:val="404040"/>
                 <w:sz w:val="32"/>
+                <w:szCs w:val="32"/>
               </w:rPr>
               <w:t>การบุกรุกในระดับผู้ควบคุมระบบ (Root Level Intrusion)</w:t>
             </w:r>
@@ -4458,6 +4662,7 @@
                 <w:b w:val="0"/>
                 <w:color w:val="404040"/>
                 <w:sz w:val="32"/>
+                <w:szCs w:val="32"/>
               </w:rPr>
               <w:t>๗</w:t>
             </w:r>
@@ -4484,6 +4689,7 @@
                 <w:b w:val="0"/>
                 <w:color w:val="404040"/>
                 <w:sz w:val="32"/>
+                <w:szCs w:val="32"/>
               </w:rPr>
               <w:t>การบุกรุกที่ทำให้ไม่สามารถเข้าใช้บริการได้ (Denial of Service)</w:t>
             </w:r>
@@ -4513,6 +4719,7 @@
                 <w:b w:val="0"/>
                 <w:color w:val="404040"/>
                 <w:sz w:val="32"/>
+                <w:szCs w:val="32"/>
               </w:rPr>
               <w:t>๘</w:t>
             </w:r>
@@ -4539,6 +4746,7 @@
                 <w:b w:val="0"/>
                 <w:color w:val="404040"/>
                 <w:sz w:val="32"/>
+                <w:szCs w:val="32"/>
               </w:rPr>
               <w:t>เหตุการณ์ที่อยู่ระหว่างการวิเคราะห์สอบสวน (Investigating)</w:t>
             </w:r>
@@ -4568,6 +4776,7 @@
                 <w:b w:val="0"/>
                 <w:color w:val="404040"/>
                 <w:sz w:val="32"/>
+                <w:szCs w:val="32"/>
               </w:rPr>
               <w:t>๙</w:t>
             </w:r>
@@ -4594,6 +4803,7 @@
                 <w:b w:val="0"/>
                 <w:color w:val="404040"/>
                 <w:sz w:val="32"/>
+                <w:szCs w:val="32"/>
               </w:rPr>
               <w:t>เหตุการณ์ผิดปกติที่ได้รับการวิเคราะห์แล้วไม่ใช่เหตุการณ์ที่เป็นภัยคุกคาม (Explained Anomaly)</w:t>
             </w:r>
@@ -4647,6 +4857,7 @@
               <w:b w:val="0"/>
               <w:color w:val="5B6775"/>
               <w:sz w:val="20"/>
+              <w:szCs w:val="20"/>
             </w:rPr>
             <w:t>ส่วนปฏิบัติการความมั่นคงปลอดภัยไซเบอร์ (ปปกก)   โทร.0-2574-8209-10</w:t>
           </w:r>
@@ -4667,6 +4878,7 @@
               <w:b w:val="0"/>
               <w:color w:val="5B6775"/>
               <w:sz w:val="20"/>
+              <w:szCs w:val="20"/>
             </w:rPr>
             <w:t>INCIDENT REPORT CONTAINMENT แบบฟอร์มรายงานเหตุการณ์ผิดปกติ v3.4</w:t>
           </w:r>
@@ -5092,6 +5304,7 @@
       <w:rFonts w:ascii="TH Sarabun New" w:hAnsi="TH Sarabun New" w:cs="TH Sarabun New"/>
       <w:color w:val="404040"/>
       <w:sz w:val="32"/>
+      <w:szCs w:val="32"/>
     </w:rPr>
   </w:style>
   <w:style w:type="paragraph" w:styleId="Header">

--- a/apps/incidents/report_templates/report_template_v2.docx
+++ b/apps/incidents/report_templates/report_template_v2.docx
@@ -1285,7 +1285,7 @@
                 <w:sz w:val="32"/>
                 <w:szCs w:val="32"/>
               </w:rPr>
-              <w:t>{{incident_description}}</w:t>
+              <w:t>{{incident_summary}}</w:t>
             </w:r>
           </w:p>
         </w:tc>
